--- a/softwareproposal2.docx
+++ b/softwareproposal2.docx
@@ -7,27 +7,27 @@
         <w:pStyle w:val="Title"/>
       </w:pPr>
       <w:r>
-        <w:t>Hasta Randevu ve Elektronik Reçete Yönetim Sistemi - Proje Teklifi</w:t>
+        <w:t>Sağlık Kurumu Dijital Randevu &amp; Elektronik Reçete Sistemi - Proje Teklifi</w:t>
       </w:r>
     </w:p>
     <w:p>
       <w:r>
-        <w:t>Şirket: [Kurum İsmi Eklenmeli]</w:t>
+        <w:t>Şirket: XYZ Sağlık Hizmetleri A.Ş.</w:t>
       </w:r>
     </w:p>
     <w:p>
       <w:r>
-        <w:t>Teklif Teslim Tarihi: 2024-07-12</w:t>
+        <w:t>Teklif Teslim Tarihi: 2024-07-30</w:t>
       </w:r>
     </w:p>
     <w:p>
       <w:r>
-        <w:t>Proje Teslim Tarihi: 2024-12-12</w:t>
+        <w:t>Proje Teslim Tarihi: 2024-12-31</w:t>
       </w:r>
     </w:p>
     <w:p>
       <w:r>
-        <w:t>Bütçe: Bütçe teklif bazında sunulacaktır.</w:t>
+        <w:t>Bütçe: Bütçe proje teklifleri ile birlikte değerlendirilecek olup, toplam sahip olma maliyetinin makul piyasa oranları dahilinde olması beklenmektedir.</w:t>
       </w:r>
     </w:p>
     <w:p/>
@@ -48,7 +48,7 @@
           <w:b w:val="0"/>
           <w:i w:val="0"/>
         </w:rPr>
-        <w:t>Bu proje kapsamında, kurumun dijital sağlık hizmetlerini modernize edecek, React ve .NET Core tabanlı, mobil uyumlu ve yasal/teknik standartlara tam uyumlu bir hasta randevu ile elektronik reçete yönetim sistemi kurulacaktır.</w:t>
+        <w:t>Bu proje, sağlık kurumlarının dijital dönüşümünü desteklemek amacıyla, hasta randevu yönetimi, elektronik reçete iş akışları ve gelişmiş raporlama yeteneklerini tek platformda toplayacak modern, güvenli ve mevzuata tam uyumlu bir bilgi sistemi kurulmasını hedefler. Web tabanlı, responsive ve RESTful entegrasyonlara açık mimaride inşa edilecek sistem, yüksek erişilebilirlik, kullanıcı dostu arayüz ve yasal regülasyonlara uygun veri işleme özellikleri ile öne çıkacaktır.</w:t>
       </w:r>
     </w:p>
     <w:p>
@@ -64,7 +64,7 @@
         <w:pStyle w:val="ListBullet"/>
       </w:pPr>
       <w:r>
-        <w:t>- Randevu ve reçete işlemlerinde dijital dönüşüm sağlamak</w:t>
+        <w:t>- Klinik, hasta ve yönetici rollerinin hızlı ve kolay randevu yönetimi sağlayabilmesini mümkün kılmak.</w:t>
       </w:r>
     </w:p>
     <w:p>
@@ -72,7 +72,7 @@
         <w:pStyle w:val="ListBullet"/>
       </w:pPr>
       <w:r>
-        <w:t>- Mobil/tablet uyumlu, erişilebilir ve kullanıcı dostu bir arayüz sağlamak</w:t>
+        <w:t>- Elektronik reçete oluşturma, imzalama ve erişimini eczane ve hastaya kadar kapsayıcı şekilde yönetmek.</w:t>
       </w:r>
     </w:p>
     <w:p>
@@ -80,7 +80,7 @@
         <w:pStyle w:val="ListBullet"/>
       </w:pPr>
       <w:r>
-        <w:t>- Güvenli, yasalara tamamen uyumlu veri yönetimini sağlamak (KVKK &amp; GDPR)</w:t>
+        <w:t>- Yönetici dashboard'unda canlı ve geçmiş verilere dair hızlı/kapsamlı görsel raporlar sunmak.</w:t>
       </w:r>
     </w:p>
     <w:p>
@@ -88,7 +88,7 @@
         <w:pStyle w:val="ListBullet"/>
       </w:pPr>
       <w:r>
-        <w:t>- Sistemin yüksek sürekliliğini sağlamak (%99,5 uptime, hızlı yedekleme/kurtarma)</w:t>
+        <w:t>- Sağlık Bakanlığı, e-nabız ve diğer dış sistemlerle entegre çalışabilmek.</w:t>
       </w:r>
     </w:p>
     <w:p>
@@ -96,7 +96,15 @@
         <w:pStyle w:val="ListBullet"/>
       </w:pPr>
       <w:r>
-        <w:t>- Doktor, hasta ve yönetici rollerine uygun süreç ve raporlamaları tesis etmek</w:t>
+        <w:t>- KVKK/GDPR başta olmak üzere regülasyonlara tam uyum ve üst düzey veri güvenliği sağlamak.</w:t>
+      </w:r>
+    </w:p>
+    <w:p>
+      <w:pPr>
+        <w:pStyle w:val="ListBullet"/>
+      </w:pPr>
+      <w:r>
+        <w:t>- Kullanıcı başına 3 tık/2 sn hedefiyle işlem verimliliğini maksimuma çıkarmak.</w:t>
       </w:r>
     </w:p>
     <w:p>
@@ -116,7 +124,7 @@
           <w:b w:val="0"/>
           <w:i w:val="0"/>
         </w:rPr>
-        <w:t>React tabanlı SPA, .NET Core API ve veri tabanı entegrasyonu; hasta, doktor, sekreter ve yönetici arayüzleri; elektronik reçete modülü; bildirim mekanizmaları; sistem ve kullanıcı yetkilendirme araçları; veri yedekleme ve kurtarma altyapısı; KVKK-GDPR uyum dokümantasyonu; teknik ve kullanıcı eğitimleri sunulacaktır.</w:t>
+        <w:t>Sistemin çoklu dilde (TR/EN) ve mobil uyumlu web tabanlı arayüz ile uygulanması, tüm kullanıcı ve rol senaryolarında randevu/recepete yönetimi için modül geliştirilmesi, yönetici dashboardu ve veri görselleştirme raporları üretimi, RESTful API ile bakanlık/vaka yönetim dış sistem entegrasyonu, KVKK ve GDPR uyumunun sağlanması, rol tabanlı erişim ile güvenlik kurguları ve 7/24 erişilebilir, SLA'lı destek süreçlerinin planlanması.</w:t>
       </w:r>
     </w:p>
     <w:p>
@@ -132,7 +140,7 @@
         <w:pStyle w:val="ListBullet"/>
       </w:pPr>
       <w:r>
-        <w:t>- Kritik veri ve sistem güvenliği açıkları oluşması</w:t>
+        <w:t>- Üçüncü parti sağlık sistemleriyle entegrasyonun proje akışına gecikme riski oluşturması.</w:t>
       </w:r>
     </w:p>
     <w:p>
@@ -140,7 +148,7 @@
         <w:pStyle w:val="ListBullet"/>
       </w:pPr>
       <w:r>
-        <w:t>- Yasal mevzuata (KVKK &amp; GDPR) uyumsuzluk riskleri</w:t>
+        <w:t>- Verinin Türkiye sınırları dışında saklanamayacak olması nedeniyle altyapı esnekliğinin sınırlanması.</w:t>
       </w:r>
     </w:p>
     <w:p>
@@ -148,7 +156,7 @@
         <w:pStyle w:val="ListBullet"/>
       </w:pPr>
       <w:r>
-        <w:t>- Mobil uyumluluğun sağlanamaması</w:t>
+        <w:t>- Mevzuat gereği canlı veriyle demo ve test yapılamaması (mock veri zorunluluğu).</w:t>
       </w:r>
     </w:p>
     <w:p>
@@ -156,7 +164,7 @@
         <w:pStyle w:val="ListBullet"/>
       </w:pPr>
       <w:r>
-        <w:t>- SLA ve yüksek sürekliliğin ihlal edilmesi</w:t>
+        <w:t>- Kullanıcı eğitimlerinin 2 güne sığdırılması zorunluluğu.</w:t>
       </w:r>
     </w:p>
     <w:p>
@@ -164,7 +172,7 @@
         <w:pStyle w:val="ListBullet"/>
       </w:pPr>
       <w:r>
-        <w:t>- Olağanüstü durum yedeklemesinin test edilmemesi</w:t>
+        <w:t>- Mobil uygulama geliştirme sürecinin kapsam dışında olması.</w:t>
       </w:r>
     </w:p>
     <w:p>
@@ -180,7 +188,7 @@
         <w:pStyle w:val="ListBullet"/>
       </w:pPr>
       <w:r>
-        <w:t>- Teknik uygunluk (mimari, güvenlik)</w:t>
+        <w:t>- Fonksiyonel gereksinim ve kullanım senaryolarına uyum (Ağırlık: 25%)</w:t>
       </w:r>
     </w:p>
     <w:p>
@@ -188,7 +196,7 @@
         <w:pStyle w:val="ListBullet"/>
       </w:pPr>
       <w:r>
-        <w:t>- Fonksiyonel kapsam ve kullanıcı deneyimi</w:t>
+        <w:t>- Teknik çözüm ve entegrasyon mimarisi uygunluğu (Ağırlık: 15%)</w:t>
       </w:r>
     </w:p>
     <w:p>
@@ -196,7 +204,7 @@
         <w:pStyle w:val="ListBullet"/>
       </w:pPr>
       <w:r>
-        <w:t>- Mevzuat uygunluğu (KVKK &amp; GDPR)</w:t>
+        <w:t>- KVKK/GDPR ve siber güvenlik gereksinimlerini sağlama (Ağırlık: 20%)</w:t>
       </w:r>
     </w:p>
     <w:p>
@@ -204,7 +212,7 @@
         <w:pStyle w:val="ListBullet"/>
       </w:pPr>
       <w:r>
-        <w:t>- Referans projeler ve sektör deneyimi</w:t>
+        <w:t>- Projenin yönetilme ve zaman çizelgesi metodolojisinin kalitesi (Ağırlık: 10%)</w:t>
       </w:r>
     </w:p>
     <w:p>
@@ -212,7 +220,7 @@
         <w:pStyle w:val="ListBullet"/>
       </w:pPr>
       <w:r>
-        <w:t>- Teslim süresi ve plan kalitesi</w:t>
+        <w:t>- Benzer sektörde projeler ve ekibin referansları (Ağırlık: 10%)</w:t>
       </w:r>
     </w:p>
     <w:p>
@@ -220,15 +228,7 @@
         <w:pStyle w:val="ListBullet"/>
       </w:pPr>
       <w:r>
-        <w:t>- SLA ve destek taahhütleri</w:t>
-      </w:r>
-    </w:p>
-    <w:p>
-      <w:pPr>
-        <w:pStyle w:val="ListBullet"/>
-      </w:pPr>
-      <w:r>
-        <w:t>- Fiyat avantajı</w:t>
+        <w:t>- Fiyat ve toplam sahip olma maliyeti avantajı (Ağırlık: 20%)</w:t>
       </w:r>
     </w:p>
     <w:p>
@@ -244,7 +244,7 @@
         <w:pStyle w:val="ListBullet"/>
       </w:pPr>
       <w:r>
-        <w:t>- Kurumsal bilgiler ve referanslar</w:t>
+        <w:t>- Fonksiyonel ve teknik gereksinim matrisi uyumluluk cevapları (E/H/Kısmen)</w:t>
       </w:r>
     </w:p>
     <w:p>
@@ -252,7 +252,7 @@
         <w:pStyle w:val="ListBullet"/>
       </w:pPr>
       <w:r>
-        <w:t>- Teknik ve fonksiyonel çözüm açıklamaları</w:t>
+        <w:t>- SLA ve performans kriterleri taahhüt formu</w:t>
       </w:r>
     </w:p>
     <w:p>
@@ -260,7 +260,7 @@
         <w:pStyle w:val="ListBullet"/>
       </w:pPr>
       <w:r>
-        <w:t>- Yasal uyum ve veri güvenliği yaklaşımları</w:t>
+        <w:t>- KVKK, GDPR ve teknik güvenlik gereksinimleri için cevaplı anket</w:t>
       </w:r>
     </w:p>
     <w:p>
@@ -268,7 +268,7 @@
         <w:pStyle w:val="ListBullet"/>
       </w:pPr>
       <w:r>
-        <w:t>- Proje planı ve teslimat taahhütleri</w:t>
+        <w:t>- Fiyat kalemleri, adet, birim ve toplam fiyat tabloları</w:t>
       </w:r>
     </w:p>
     <w:p>
@@ -276,7 +276,7 @@
         <w:pStyle w:val="ListBullet"/>
       </w:pPr>
       <w:r>
-        <w:t>- Teknik dokümantasyon örnekleri</w:t>
+        <w:t>- Varsayım, istisna/deviation listesi ile tedarikçi beyanı</w:t>
       </w:r>
     </w:p>
     <w:p>
@@ -284,7 +284,7 @@
         <w:pStyle w:val="ListBullet"/>
       </w:pPr>
       <w:r>
-        <w:t>- SLA/destek taahhüt dökümleri</w:t>
+        <w:t>- Scoring Sheet üzerinde kendi değerlendirme puanlarını doldurma ve gerekçelendirme</w:t>
       </w:r>
     </w:p>
     <w:p>
@@ -292,15 +292,7 @@
         <w:pStyle w:val="ListBullet"/>
       </w:pPr>
       <w:r>
-        <w:t>- Ekibin uzmanlık ve rol dağılımı</w:t>
-      </w:r>
-    </w:p>
-    <w:p>
-      <w:pPr>
-        <w:pStyle w:val="ListBullet"/>
-      </w:pPr>
-      <w:r>
-        <w:t>- Fiyat teklifinin ayrıntılı dökümü</w:t>
+        <w:t>- Kurumsal tanıtım, referans projeler ve ilgili teknik ekip özgeçmişleri</w:t>
       </w:r>
     </w:p>
     <w:p>
@@ -320,7 +312,7 @@
           <w:b w:val="0"/>
           <w:i w:val="0"/>
         </w:rPr>
-        <w:t>İsim: [İrtibat Kişisi Eklenmeli]</w:t>
+        <w:t>İsim: Dr. Ece Yıldırım</w:t>
       </w:r>
     </w:p>
     <w:p>
@@ -332,7 +324,7 @@
           <w:b w:val="0"/>
           <w:i w:val="0"/>
         </w:rPr>
-        <w:t>E-posta: [eposta@kurum.com]</w:t>
+        <w:t>E-posta: ece.yildirim@xyzsaglik.com</w:t>
       </w:r>
     </w:p>
     <w:p>
@@ -344,7 +336,7 @@
           <w:b w:val="0"/>
           <w:i w:val="0"/>
         </w:rPr>
-        <w:t>Telefon: [Telefon Numarası Eklenmeli]</w:t>
+        <w:t>Telefon: +90-212-555-2233</w:t>
       </w:r>
     </w:p>
     <w:sectPr>

--- a/softwareproposal2.docx
+++ b/softwareproposal2.docx
@@ -7,27 +7,27 @@
         <w:pStyle w:val="Title"/>
       </w:pPr>
       <w:r>
-        <w:t>Sağlık Kurumu Dijital Randevu &amp; Elektronik Reçete Sistemi - Proje Teklifi</w:t>
+        <w:t>Kredi Başvuru Süreç Otomasyonu Geliştirme Projesi - Proje Teklifi</w:t>
       </w:r>
     </w:p>
     <w:p>
       <w:r>
-        <w:t>Şirket: XYZ Sağlık Hizmetleri A.Ş.</w:t>
+        <w:t>Şirket: BANKA ADI</w:t>
       </w:r>
     </w:p>
     <w:p>
       <w:r>
-        <w:t>Teklif Teslim Tarihi: 2024-07-30</w:t>
+        <w:t>Teklif Teslim Tarihi: 2024-07-15</w:t>
       </w:r>
     </w:p>
     <w:p>
       <w:r>
-        <w:t>Proje Teslim Tarihi: 2024-12-31</w:t>
+        <w:t>Proje Teslim Tarihi: 2024-10-15</w:t>
       </w:r>
     </w:p>
     <w:p>
       <w:r>
-        <w:t>Bütçe: Bütçe proje teklifleri ile birlikte değerlendirilecek olup, toplam sahip olma maliyetinin makul piyasa oranları dahilinde olması beklenmektedir.</w:t>
+        <w:t>Bütçe: 1.000.000 TL (KDV Hariç)</w:t>
       </w:r>
     </w:p>
     <w:p/>
@@ -48,7 +48,7 @@
           <w:b w:val="0"/>
           <w:i w:val="0"/>
         </w:rPr>
-        <w:t>Bu proje, sağlık kurumlarının dijital dönüşümünü desteklemek amacıyla, hasta randevu yönetimi, elektronik reçete iş akışları ve gelişmiş raporlama yeteneklerini tek platformda toplayacak modern, güvenli ve mevzuata tam uyumlu bir bilgi sistemi kurulmasını hedefler. Web tabanlı, responsive ve RESTful entegrasyonlara açık mimaride inşa edilecek sistem, yüksek erişilebilirlik, kullanıcı dostu arayüz ve yasal regülasyonlara uygun veri işleme özellikleri ile öne çıkacaktır.</w:t>
+        <w:t>Kredi başvuru ve değerlendirme süreçlerini uçtan uca dijitalleştirmek, otomasyon ve kullanıcı rol ayrışımlarını merkeze alan bir web tabanlı platform geliştirmek.</w:t>
       </w:r>
     </w:p>
     <w:p>
@@ -64,7 +64,7 @@
         <w:pStyle w:val="ListBullet"/>
       </w:pPr>
       <w:r>
-        <w:t>- Klinik, hasta ve yönetici rollerinin hızlı ve kolay randevu yönetimi sağlayabilmesini mümkün kılmak.</w:t>
+        <w:t>- Kredi başvuru süreçlerini dijitalleştirmek ve otomasyon sağlamak</w:t>
       </w:r>
     </w:p>
     <w:p>
@@ -72,7 +72,7 @@
         <w:pStyle w:val="ListBullet"/>
       </w:pPr>
       <w:r>
-        <w:t>- Elektronik reçete oluşturma, imzalama ve erişimini eczane ve hastaya kadar kapsayıcı şekilde yönetmek.</w:t>
+        <w:t>- Kullanıcı rollerine bağlı özel erişimler sunmak</w:t>
       </w:r>
     </w:p>
     <w:p>
@@ -80,7 +80,7 @@
         <w:pStyle w:val="ListBullet"/>
       </w:pPr>
       <w:r>
-        <w:t>- Yönetici dashboard'unda canlı ve geçmiş verilere dair hızlı/kapsamlı görsel raporlar sunmak.</w:t>
+        <w:t>- Kurumsal sistemlerle güvenli entegrasyonlar gerçekleştirmek</w:t>
       </w:r>
     </w:p>
     <w:p>
@@ -88,7 +88,7 @@
         <w:pStyle w:val="ListBullet"/>
       </w:pPr>
       <w:r>
-        <w:t>- Sağlık Bakanlığı, e-nabız ve diğer dış sistemlerle entegre çalışabilmek.</w:t>
+        <w:t>- ISO 27001, KVKK ve GDPR uyumunu garanti altına almak</w:t>
       </w:r>
     </w:p>
     <w:p>
@@ -96,15 +96,7 @@
         <w:pStyle w:val="ListBullet"/>
       </w:pPr>
       <w:r>
-        <w:t>- KVKK/GDPR başta olmak üzere regülasyonlara tam uyum ve üst düzey veri güvenliği sağlamak.</w:t>
-      </w:r>
-    </w:p>
-    <w:p>
-      <w:pPr>
-        <w:pStyle w:val="ListBullet"/>
-      </w:pPr>
-      <w:r>
-        <w:t>- Kullanıcı başına 3 tık/2 sn hedefiyle işlem verimliliğini maksimuma çıkarmak.</w:t>
+        <w:t>- Yüksek kullanılabilirlik, ölçeklenebilirlik ve yedekleme desteği sağlamak</w:t>
       </w:r>
     </w:p>
     <w:p>
@@ -124,7 +116,7 @@
           <w:b w:val="0"/>
           <w:i w:val="0"/>
         </w:rPr>
-        <w:t>Sistemin çoklu dilde (TR/EN) ve mobil uyumlu web tabanlı arayüz ile uygulanması, tüm kullanıcı ve rol senaryolarında randevu/recepete yönetimi için modül geliştirilmesi, yönetici dashboardu ve veri görselleştirme raporları üretimi, RESTful API ile bakanlık/vaka yönetim dış sistem entegrasyonu, KVKK ve GDPR uyumunun sağlanması, rol tabanlı erişim ile güvenlik kurguları ve 7/24 erişilebilir, SLA'lı destek süreçlerinin planlanması.</w:t>
+        <w:t>Analiz, tasarım, geliştirme, test, devreye alma ve bakım dahil olmak üzere tüm yazılım yaşam döngüsünün 3 ayda dış kaynak (tedarikçi) tarafından yürütülmesi.</w:t>
       </w:r>
     </w:p>
     <w:p>
@@ -140,7 +132,7 @@
         <w:pStyle w:val="ListBullet"/>
       </w:pPr>
       <w:r>
-        <w:t>- Üçüncü parti sağlık sistemleriyle entegrasyonun proje akışına gecikme riski oluşturması.</w:t>
+        <w:t>- Kısa proje süresi (3 ay)</w:t>
       </w:r>
     </w:p>
     <w:p>
@@ -148,7 +140,7 @@
         <w:pStyle w:val="ListBullet"/>
       </w:pPr>
       <w:r>
-        <w:t>- Verinin Türkiye sınırları dışında saklanamayacak olması nedeniyle altyapı esnekliğinin sınırlanması.</w:t>
+        <w:t>- Entegrasyon karmaşıklığı (SOAP ve REST API’ler)</w:t>
       </w:r>
     </w:p>
     <w:p>
@@ -156,7 +148,7 @@
         <w:pStyle w:val="ListBullet"/>
       </w:pPr>
       <w:r>
-        <w:t>- Mevzuat gereği canlı veriyle demo ve test yapılamaması (mock veri zorunluluğu).</w:t>
+        <w:t>- Yüksek güvenlik ve uyumluluk gereklilikleri</w:t>
       </w:r>
     </w:p>
     <w:p>
@@ -164,7 +156,7 @@
         <w:pStyle w:val="ListBullet"/>
       </w:pPr>
       <w:r>
-        <w:t>- Kullanıcı eğitimlerinin 2 güne sığdırılması zorunluluğu.</w:t>
+        <w:t>- Sıkı SLA gereklilikleri</w:t>
       </w:r>
     </w:p>
     <w:p>
@@ -172,7 +164,7 @@
         <w:pStyle w:val="ListBullet"/>
       </w:pPr>
       <w:r>
-        <w:t>- Mobil uygulama geliştirme sürecinin kapsam dışında olması.</w:t>
+        <w:t>- Min. %80 test coverage zorunluluğu</w:t>
       </w:r>
     </w:p>
     <w:p>
@@ -188,7 +180,7 @@
         <w:pStyle w:val="ListBullet"/>
       </w:pPr>
       <w:r>
-        <w:t>- Fonksiyonel gereksinim ve kullanım senaryolarına uyum (Ağırlık: 25%)</w:t>
+        <w:t>- Teknik çözüm uygunluğu (TypeScript, microservice, entegrasyon)</w:t>
       </w:r>
     </w:p>
     <w:p>
@@ -196,7 +188,7 @@
         <w:pStyle w:val="ListBullet"/>
       </w:pPr>
       <w:r>
-        <w:t>- Teknik çözüm ve entegrasyon mimarisi uygunluğu (Ağırlık: 15%)</w:t>
+        <w:t>- ISO 27001 &amp; KVKK uyumu, audit ve veri gizliliği</w:t>
       </w:r>
     </w:p>
     <w:p>
@@ -204,7 +196,7 @@
         <w:pStyle w:val="ListBullet"/>
       </w:pPr>
       <w:r>
-        <w:t>- KVKK/GDPR ve siber güvenlik gereksinimlerini sağlama (Ağırlık: 20%)</w:t>
+        <w:t>- Fonksiyonel gereksinimlerin karşılanması</w:t>
       </w:r>
     </w:p>
     <w:p>
@@ -212,7 +204,7 @@
         <w:pStyle w:val="ListBullet"/>
       </w:pPr>
       <w:r>
-        <w:t>- Projenin yönetilme ve zaman çizelgesi metodolojisinin kalitesi (Ağırlık: 10%)</w:t>
+        <w:t>- Proje yönetimi ve zamanlama</w:t>
       </w:r>
     </w:p>
     <w:p>
@@ -220,7 +212,7 @@
         <w:pStyle w:val="ListBullet"/>
       </w:pPr>
       <w:r>
-        <w:t>- Benzer sektörde projeler ve ekibin referansları (Ağırlık: 10%)</w:t>
+        <w:t>- Referans projeler ve ekip yetkinliği</w:t>
       </w:r>
     </w:p>
     <w:p>
@@ -228,7 +220,15 @@
         <w:pStyle w:val="ListBullet"/>
       </w:pPr>
       <w:r>
-        <w:t>- Fiyat ve toplam sahip olma maliyeti avantajı (Ağırlık: 20%)</w:t>
+        <w:t>- Maliyet/Toplam teklif bedeli</w:t>
+      </w:r>
+    </w:p>
+    <w:p>
+      <w:pPr>
+        <w:pStyle w:val="ListBullet"/>
+      </w:pPr>
+      <w:r>
+        <w:t>- Destek/SLA ve bakım hizmet kapsamı</w:t>
       </w:r>
     </w:p>
     <w:p>
@@ -244,7 +244,7 @@
         <w:pStyle w:val="ListBullet"/>
       </w:pPr>
       <w:r>
-        <w:t>- Fonksiyonel ve teknik gereksinim matrisi uyumluluk cevapları (E/H/Kısmen)</w:t>
+        <w:t>- Teklif dosyasının tüm sayfaları yetkili imzalı olmalıdır.</w:t>
       </w:r>
     </w:p>
     <w:p>
@@ -252,7 +252,7 @@
         <w:pStyle w:val="ListBullet"/>
       </w:pPr>
       <w:r>
-        <w:t>- SLA ve performans kriterleri taahhüt formu</w:t>
+        <w:t>- Önerilen teknolojiler ve üçüncü parti bileşenler açıkça listelenmelidir.</w:t>
       </w:r>
     </w:p>
     <w:p>
@@ -260,7 +260,7 @@
         <w:pStyle w:val="ListBullet"/>
       </w:pPr>
       <w:r>
-        <w:t>- KVKK, GDPR ve teknik güvenlik gereksinimleri için cevaplı anket</w:t>
+        <w:t>- ISO 27001, KVKK beyanı ve kurum süreçleri sunulmalıdır.</w:t>
       </w:r>
     </w:p>
     <w:p>
@@ -268,7 +268,7 @@
         <w:pStyle w:val="ListBullet"/>
       </w:pPr>
       <w:r>
-        <w:t>- Fiyat kalemleri, adet, birim ve toplam fiyat tabloları</w:t>
+        <w:t>- Fonksiyonel gereksinim matrisine cevap verilmelidir.</w:t>
       </w:r>
     </w:p>
     <w:p>
@@ -276,7 +276,7 @@
         <w:pStyle w:val="ListBullet"/>
       </w:pPr>
       <w:r>
-        <w:t>- Varsayım, istisna/deviation listesi ile tedarikçi beyanı</w:t>
+        <w:t>- SLA ve bakım destek kapsamı belirtilmelidir.</w:t>
       </w:r>
     </w:p>
     <w:p>
@@ -284,15 +284,7 @@
         <w:pStyle w:val="ListBullet"/>
       </w:pPr>
       <w:r>
-        <w:t>- Scoring Sheet üzerinde kendi değerlendirme puanlarını doldurma ve gerekçelendirme</w:t>
-      </w:r>
-    </w:p>
-    <w:p>
-      <w:pPr>
-        <w:pStyle w:val="ListBullet"/>
-      </w:pPr>
-      <w:r>
-        <w:t>- Kurumsal tanıtım, referans projeler ve ilgili teknik ekip özgeçmişleri</w:t>
+        <w:t>- Fiyat teklifi ve bütçe detayları sunulmalıdır.</w:t>
       </w:r>
     </w:p>
     <w:p>
@@ -312,7 +304,7 @@
           <w:b w:val="0"/>
           <w:i w:val="0"/>
         </w:rPr>
-        <w:t>İsim: Dr. Ece Yıldırım</w:t>
+        <w:t>İsim: Ad Soyad</w:t>
       </w:r>
     </w:p>
     <w:p>
@@ -324,7 +316,7 @@
           <w:b w:val="0"/>
           <w:i w:val="0"/>
         </w:rPr>
-        <w:t>E-posta: ece.yildirim@xyzsaglik.com</w:t>
+        <w:t>E-posta: email@banka.com</w:t>
       </w:r>
     </w:p>
     <w:p>
@@ -336,7 +328,7 @@
           <w:b w:val="0"/>
           <w:i w:val="0"/>
         </w:rPr>
-        <w:t>Telefon: +90-212-555-2233</w:t>
+        <w:t>Telefon: 0xxx xxx xx xx</w:t>
       </w:r>
     </w:p>
     <w:sectPr>

--- a/softwareproposal2.docx
+++ b/softwareproposal2.docx
@@ -7,12 +7,12 @@
         <w:pStyle w:val="Title"/>
       </w:pPr>
       <w:r>
-        <w:t>Kredi Başvuru Süreç Otomasyonu Geliştirme Projesi - Proje Teklifi</w:t>
+        <w:t>Kurumsal Web Tabanlı Uygulama Geliştirme - Proje Teklifi</w:t>
       </w:r>
     </w:p>
     <w:p>
       <w:r>
-        <w:t>Şirket: BANKA ADI</w:t>
+        <w:t>Şirket: [Şirket Adı]</w:t>
       </w:r>
     </w:p>
     <w:p>
@@ -22,12 +22,12 @@
     </w:p>
     <w:p>
       <w:r>
-        <w:t>Proje Teslim Tarihi: 2024-10-15</w:t>
+        <w:t>Proje Teslim Tarihi: 2024-11-15</w:t>
       </w:r>
     </w:p>
     <w:p>
       <w:r>
-        <w:t>Bütçe: 1.000.000 TL (KDV Hariç)</w:t>
+        <w:t>Bütçe: Belirtilmemiş (Tekliflerin detaylı kalemlerle sunulması beklenmektedir)</w:t>
       </w:r>
     </w:p>
     <w:p/>
@@ -48,7 +48,7 @@
           <w:b w:val="0"/>
           <w:i w:val="0"/>
         </w:rPr>
-        <w:t>Kredi başvuru ve değerlendirme süreçlerini uçtan uca dijitalleştirmek, otomasyon ve kullanıcı rol ayrışımlarını merkeze alan bir web tabanlı platform geliştirmek.</w:t>
+        <w:t>Bu proje, [Şirket Adı] için yazılım sektöründe kullanılmak üzere, modern teknolojilere dayalı kurumsal bir web tabanlı uygulamanın uçtan uca geliştirilmesini kapsamaktadır. Proje, kullanıcı yönetimi, raporlama, dashboard, veri güvenliği ve entegrasyon altyapılarını içerecektir.</w:t>
       </w:r>
     </w:p>
     <w:p>
@@ -64,7 +64,7 @@
         <w:pStyle w:val="ListBullet"/>
       </w:pPr>
       <w:r>
-        <w:t>- Kredi başvuru süreçlerini dijitalleştirmek ve otomasyon sağlamak</w:t>
+        <w:t>- Ölçeklenebilir ve modüler bir web uygulaması geliştirilmesi.</w:t>
       </w:r>
     </w:p>
     <w:p>
@@ -72,7 +72,7 @@
         <w:pStyle w:val="ListBullet"/>
       </w:pPr>
       <w:r>
-        <w:t>- Kullanıcı rollerine bağlı özel erişimler sunmak</w:t>
+        <w:t>- Fonksiyonel olarak güçlü kullanıcı, raporlama ve bildirim yönetimi.</w:t>
       </w:r>
     </w:p>
     <w:p>
@@ -80,7 +80,7 @@
         <w:pStyle w:val="ListBullet"/>
       </w:pPr>
       <w:r>
-        <w:t>- Kurumsal sistemlerle güvenli entegrasyonlar gerçekleştirmek</w:t>
+        <w:t>- Güncel Backend (Node.js) ve Frontend (React) teknolojileri ile inşa.</w:t>
       </w:r>
     </w:p>
     <w:p>
@@ -88,7 +88,7 @@
         <w:pStyle w:val="ListBullet"/>
       </w:pPr>
       <w:r>
-        <w:t>- ISO 27001, KVKK ve GDPR uyumunu garanti altına almak</w:t>
+        <w:t>- Yüksek güvenlik ve regülasyon (KVKK/GDPR) uyumluluğu.</w:t>
       </w:r>
     </w:p>
     <w:p>
@@ -96,7 +96,7 @@
         <w:pStyle w:val="ListBullet"/>
       </w:pPr>
       <w:r>
-        <w:t>- Yüksek kullanılabilirlik, ölçeklenebilirlik ve yedekleme desteği sağlamak</w:t>
+        <w:t>- Bulut tabanlı barındırma ve otomasyona dayalı sürekli entegrasyon.</w:t>
       </w:r>
     </w:p>
     <w:p>
@@ -116,7 +116,7 @@
           <w:b w:val="0"/>
           <w:i w:val="0"/>
         </w:rPr>
-        <w:t>Analiz, tasarım, geliştirme, test, devreye alma ve bakım dahil olmak üzere tüm yazılım yaşam döngüsünün 3 ayda dış kaynak (tedarikçi) tarafından yürütülmesi.</w:t>
+        <w:t>Tasarım, geliştirme, test, devreye alma ve 12 ay bakım dahil olmak üzere kurumsal web tabanlı uygulamanın uçtan uca yazılım yaşam döngüsünün tüm gereksinimlerini kapsamaktadır. Ayrıca, API entegrasyonları, kullanıcı ve rol yönetimi, dashboard ve raporlama, güvenli veri saklama, yedekleme, erişilebilirlik ve dokümantasyon teslimi gereklidir.</w:t>
       </w:r>
     </w:p>
     <w:p>
@@ -132,7 +132,7 @@
         <w:pStyle w:val="ListBullet"/>
       </w:pPr>
       <w:r>
-        <w:t>- Kısa proje süresi (3 ay)</w:t>
+        <w:t>- Belirli teknoloji tercihlerinin kararlaştırılması.</w:t>
       </w:r>
     </w:p>
     <w:p>
@@ -140,7 +140,7 @@
         <w:pStyle w:val="ListBullet"/>
       </w:pPr>
       <w:r>
-        <w:t>- Entegrasyon karmaşıklığı (SOAP ve REST API’ler)</w:t>
+        <w:t>- Müşteri tarafında kapsam dışı isteklere açık olunması.</w:t>
       </w:r>
     </w:p>
     <w:p>
@@ -148,7 +148,7 @@
         <w:pStyle w:val="ListBullet"/>
       </w:pPr>
       <w:r>
-        <w:t>- Yüksek güvenlik ve uyumluluk gereklilikleri</w:t>
+        <w:t>- Kişisel veri süreçlerinde olası düzenlemeler.</w:t>
       </w:r>
     </w:p>
     <w:p>
@@ -156,15 +156,7 @@
         <w:pStyle w:val="ListBullet"/>
       </w:pPr>
       <w:r>
-        <w:t>- Sıkı SLA gereklilikleri</w:t>
-      </w:r>
-    </w:p>
-    <w:p>
-      <w:pPr>
-        <w:pStyle w:val="ListBullet"/>
-      </w:pPr>
-      <w:r>
-        <w:t>- Min. %80 test coverage zorunluluğu</w:t>
+        <w:t>- Eşiklerin tam olarak tanımlanmadığı özel entegrasyon talepleri.</w:t>
       </w:r>
     </w:p>
     <w:p>
@@ -180,7 +172,7 @@
         <w:pStyle w:val="ListBullet"/>
       </w:pPr>
       <w:r>
-        <w:t>- Teknik çözüm uygunluğu (TypeScript, microservice, entegrasyon)</w:t>
+        <w:t>- Teknik gereksinimlere ve mimari standartlara uyum (%30).</w:t>
       </w:r>
     </w:p>
     <w:p>
@@ -188,7 +180,7 @@
         <w:pStyle w:val="ListBullet"/>
       </w:pPr>
       <w:r>
-        <w:t>- ISO 27001 &amp; KVKK uyumu, audit ve veri gizliliği</w:t>
+        <w:t>- Fonksiyonel gereksinimlere tam uyumluluk ve matris doldurma (%20).</w:t>
       </w:r>
     </w:p>
     <w:p>
@@ -196,7 +188,7 @@
         <w:pStyle w:val="ListBullet"/>
       </w:pPr>
       <w:r>
-        <w:t>- Fonksiyonel gereksinimlerin karşılanması</w:t>
+        <w:t>- Proje ekibi deneyimi ve kurumsal referansları (%15).</w:t>
       </w:r>
     </w:p>
     <w:p>
@@ -204,7 +196,7 @@
         <w:pStyle w:val="ListBullet"/>
       </w:pPr>
       <w:r>
-        <w:t>- Proje yönetimi ve zamanlama</w:t>
+        <w:t>- Zaman çizelgesi ve süreç yönetimi planı (%15).</w:t>
       </w:r>
     </w:p>
     <w:p>
@@ -212,7 +204,7 @@
         <w:pStyle w:val="ListBullet"/>
       </w:pPr>
       <w:r>
-        <w:t>- Referans projeler ve ekip yetkinliği</w:t>
+        <w:t>- SLA ve destek süreçlerinin yeterliliği (%10).</w:t>
       </w:r>
     </w:p>
     <w:p>
@@ -220,15 +212,7 @@
         <w:pStyle w:val="ListBullet"/>
       </w:pPr>
       <w:r>
-        <w:t>- Maliyet/Toplam teklif bedeli</w:t>
-      </w:r>
-    </w:p>
-    <w:p>
-      <w:pPr>
-        <w:pStyle w:val="ListBullet"/>
-      </w:pPr>
-      <w:r>
-        <w:t>- Destek/SLA ve bakım hizmet kapsamı</w:t>
+        <w:t>- Teklif kalemlerinde detaylı ve şeffaf maliyetlendirme (%10).</w:t>
       </w:r>
     </w:p>
     <w:p>
@@ -244,7 +228,7 @@
         <w:pStyle w:val="ListBullet"/>
       </w:pPr>
       <w:r>
-        <w:t>- Teklif dosyasının tüm sayfaları yetkili imzalı olmalıdır.</w:t>
+        <w:t>- Kurumsal RFP dosyasının PDF formatında sunulması.</w:t>
       </w:r>
     </w:p>
     <w:p>
@@ -252,7 +236,7 @@
         <w:pStyle w:val="ListBullet"/>
       </w:pPr>
       <w:r>
-        <w:t>- Önerilen teknolojiler ve üçüncü parti bileşenler açıkça listelenmelidir.</w:t>
+        <w:t>- Başvuran firmanın referans projeleri ve ekip özgeçmişleri.</w:t>
       </w:r>
     </w:p>
     <w:p>
@@ -260,7 +244,7 @@
         <w:pStyle w:val="ListBullet"/>
       </w:pPr>
       <w:r>
-        <w:t>- ISO 27001, KVKK beyanı ve kurum süreçleri sunulmalıdır.</w:t>
+        <w:t>- Ayrıntılı fonksiyonel uyumluluk matrisi ve önerilen teknik çözüm dökümanı.</w:t>
       </w:r>
     </w:p>
     <w:p>
@@ -268,7 +252,7 @@
         <w:pStyle w:val="ListBullet"/>
       </w:pPr>
       <w:r>
-        <w:t>- Fonksiyonel gereksinim matrisine cevap verilmelidir.</w:t>
+        <w:t>- Detaylı zaman çizelgesi ve kilometre taşları.</w:t>
       </w:r>
     </w:p>
     <w:p>
@@ -276,7 +260,7 @@
         <w:pStyle w:val="ListBullet"/>
       </w:pPr>
       <w:r>
-        <w:t>- SLA ve bakım destek kapsamı belirtilmelidir.</w:t>
+        <w:t>- SLA ve bakım kapsamı tablosu.</w:t>
       </w:r>
     </w:p>
     <w:p>
@@ -284,7 +268,7 @@
         <w:pStyle w:val="ListBullet"/>
       </w:pPr>
       <w:r>
-        <w:t>- Fiyat teklifi ve bütçe detayları sunulmalıdır.</w:t>
+        <w:t>- Fiyatlandırma şablonu - imzalı ve kaşeli olarak.</w:t>
       </w:r>
     </w:p>
     <w:p>
@@ -304,7 +288,7 @@
           <w:b w:val="0"/>
           <w:i w:val="0"/>
         </w:rPr>
-        <w:t>İsim: Ad Soyad</w:t>
+        <w:t>İsim: Yetkili Kişi</w:t>
       </w:r>
     </w:p>
     <w:p>
@@ -316,7 +300,7 @@
           <w:b w:val="0"/>
           <w:i w:val="0"/>
         </w:rPr>
-        <w:t>E-posta: email@banka.com</w:t>
+        <w:t>E-posta: yetkili@company.com</w:t>
       </w:r>
     </w:p>
     <w:p>
@@ -328,7 +312,7 @@
           <w:b w:val="0"/>
           <w:i w:val="0"/>
         </w:rPr>
-        <w:t>Telefon: 0xxx xxx xx xx</w:t>
+        <w:t>Telefon: +90 555 555 5555</w:t>
       </w:r>
     </w:p>
     <w:sectPr>
